--- a/Documentacion/Final/Final.docx
+++ b/Documentacion/Final/Final.docx
@@ -3602,7 +3602,7 @@
           <w:b/>
           <w:bCs/>
         </w:rPr>
-        <w:t>.03</w:t>
+        <w:t>.3</w:t>
       </w:r>
       <w:r>
         <w:rPr>
@@ -4243,7 +4243,13 @@
         <w:t>la arquitectura cliente-servidor PXE</w:t>
       </w:r>
       <w:r>
-        <w:t xml:space="preserve">, un estándar industrial que permite a un equipo cliente arrancar su entorno de ejecución desde la red local en lugar de utilizar un medio de almacenamiento local (HDD/SSD, USB, </w:t>
+        <w:t xml:space="preserve">, un estándar </w:t>
+      </w:r>
+      <w:r>
+        <w:t>en el sector</w:t>
+      </w:r>
+      <w:r>
+        <w:t xml:space="preserve"> que permite a un equipo cliente arrancar su entorno de ejecución desde la red local en lugar de utilizar un medio de almacenamiento local (HDD/SSD, USB, </w:t>
       </w:r>
       <w:proofErr w:type="spellStart"/>
       <w:r>
@@ -4251,7 +4257,7 @@
       </w:r>
       <w:proofErr w:type="spellEnd"/>
       <w:r>
-        <w:t>). El proceso se desarrolla a través de una secuencia lógica de protocolos integrados que garantizan una comunicación fluida entre el servidor FOG y los nodos clientes</w:t>
+        <w:t>). El proceso se desarrolla a través de una secuencia lógica de protocolos que garantizan una comunicación fluida entre el servidor FOG y los nodos clientes</w:t>
       </w:r>
       <w:r>
         <w:rPr>
@@ -4685,7 +4691,13 @@
         <w:t>se encargará de</w:t>
       </w:r>
       <w:r>
-        <w:t xml:space="preserve"> la gestión de imágenes, el inventario de hardware y la orquestación de procesos de captura y despliegue.</w:t>
+        <w:t xml:space="preserve"> la gestión de imágenes, el inventario de </w:t>
+      </w:r>
+      <w:r>
+        <w:t>hosts</w:t>
+      </w:r>
+      <w:r>
+        <w:t xml:space="preserve"> y la orquestación de procesos de captura y despliegue.</w:t>
       </w:r>
     </w:p>
     <w:p>
@@ -4815,16 +4827,13 @@
       </w:r>
       <w:proofErr w:type="spellEnd"/>
       <w:r>
-        <w:t xml:space="preserve"> físicos (virtuales durante la mayor parte de las pruebas)</w:t>
-      </w:r>
-      <w:r>
-        <w:t xml:space="preserve"> configurad</w:t>
-      </w:r>
-      <w:r>
-        <w:t>o</w:t>
-      </w:r>
-      <w:r>
-        <w:t xml:space="preserve">s para priorizar el arranque mediante </w:t>
+        <w:t xml:space="preserve"> virtuales </w:t>
+      </w:r>
+      <w:r>
+        <w:t xml:space="preserve">(físicos más adelante en su implantación) configurados </w:t>
+      </w:r>
+      <w:r>
+        <w:t xml:space="preserve">para priorizar el arranque mediante </w:t>
       </w:r>
       <w:r>
         <w:rPr>
@@ -4882,7 +4891,13 @@
         <w:t>)</w:t>
       </w:r>
       <w:r>
-        <w:t xml:space="preserve"> en su BIOS/UEFI. Todos los equipos cliente deben ser compatibles con el estándar </w:t>
+        <w:t xml:space="preserve"> en su BIOS/UEFI. </w:t>
+      </w:r>
+      <w:r>
+        <w:t>Si se llega a la parte de implantación real, t</w:t>
+      </w:r>
+      <w:r>
+        <w:t xml:space="preserve">odos los equipos cliente deben ser compatibles con el estándar </w:t>
       </w:r>
       <w:r>
         <w:rPr>
@@ -4941,7 +4956,14 @@
           <w:b/>
           <w:bCs/>
         </w:rPr>
-        <w:t>Licenciamiento de Software:</w:t>
+        <w:t>Licencias</w:t>
+      </w:r>
+      <w:r>
+        <w:rPr>
+          <w:b/>
+          <w:bCs/>
+        </w:rPr>
+        <w:t xml:space="preserve"> de Software:</w:t>
       </w:r>
       <w:r>
         <w:t xml:space="preserve"> El núcleo del sistema, </w:t>
@@ -4981,54 +5003,94 @@
         <w:footnoteReference w:id="7"/>
       </w:r>
       <w:r>
-        <w:t xml:space="preserve"> (Ubuntu Server</w:t>
+        <w:t xml:space="preserve"> (</w:t>
+      </w:r>
+      <w:r>
+        <w:rPr>
+          <w:b/>
+          <w:bCs/>
+        </w:rPr>
+        <w:t>Ubuntu Server</w:t>
       </w:r>
       <w:r>
         <w:rPr>
           <w:rStyle w:val="Refdenotaalpie"/>
+          <w:b/>
+          <w:bCs/>
         </w:rPr>
         <w:footnoteReference w:id="8"/>
       </w:r>
       <w:r>
+        <w:rPr>
+          <w:b/>
+          <w:bCs/>
+        </w:rPr>
         <w:t xml:space="preserve">, </w:t>
       </w:r>
       <w:proofErr w:type="spellStart"/>
       <w:r>
+        <w:rPr>
+          <w:b/>
+          <w:bCs/>
+        </w:rPr>
         <w:t>MariaDB</w:t>
       </w:r>
       <w:proofErr w:type="spellEnd"/>
       <w:r>
         <w:rPr>
           <w:rStyle w:val="Refdenotaalpie"/>
+          <w:b/>
+          <w:bCs/>
         </w:rPr>
         <w:footnoteReference w:id="9"/>
       </w:r>
       <w:r>
+        <w:rPr>
+          <w:b/>
+          <w:bCs/>
+        </w:rPr>
         <w:t>, PHP</w:t>
       </w:r>
       <w:r>
         <w:rPr>
           <w:rStyle w:val="Refdenotaalpie"/>
+          <w:b/>
+          <w:bCs/>
         </w:rPr>
         <w:footnoteReference w:id="10"/>
       </w:r>
       <w:r>
         <w:rPr>
           <w:rStyle w:val="Refdenotaalpie"/>
+          <w:b/>
+          <w:bCs/>
         </w:rPr>
         <w:footnoteReference w:id="11"/>
       </w:r>
       <w:r>
+        <w:rPr>
+          <w:b/>
+          <w:bCs/>
+        </w:rPr>
         <w:t>, Apache2</w:t>
       </w:r>
       <w:r>
         <w:rPr>
           <w:rStyle w:val="Refdenotaalpie"/>
+          <w:b/>
+          <w:bCs/>
         </w:rPr>
         <w:footnoteReference w:id="12"/>
       </w:r>
       <w:r>
-        <w:t>) operan también bajo licencias de código abierto (GPL, BSD o MIT), garantizando la integridad legal de la infraestructura.</w:t>
+        <w:rPr>
+          <w:b/>
+          <w:bCs/>
+        </w:rPr>
+        <w:t>)</w:t>
+      </w:r>
+      <w:r>
+        <w:t xml:space="preserve"> operan también bajo licencias de código abierto (GPL, BSD o MIT), garantizando la integridad legal de la infraestructura.</w:t>
       </w:r>
     </w:p>
     <w:p>
@@ -5054,7 +5116,24 @@
         <w:ind w:left="720"/>
       </w:pPr>
       <w:r>
-        <w:t>No obstante, de forma puntual podría ser necesario capturar la imagen de algún equipo que ya esté en uso por parte de profesorado o alumnado. En estos casos existe la posibilidad de que el sistema contenga datos personales, por lo que el procedimiento deberá ajustarse a lo establecido en el Reglamento General de Protección de Datos (RGPD)</w:t>
+        <w:t xml:space="preserve">No obstante, </w:t>
+      </w:r>
+      <w:r>
+        <w:rPr>
+          <w:b/>
+          <w:bCs/>
+        </w:rPr>
+        <w:t>de forma puntual podría ser necesario capturar la imagen de algún equipo que ya esté en uso por parte de profesorado o alumnado</w:t>
+      </w:r>
+      <w:r>
+        <w:t xml:space="preserve">. En estos casos existe la posibilidad de que el sistema contenga datos personales, por lo que el procedimiento deberá ajustarse a lo establecido en </w:t>
+      </w:r>
+      <w:r>
+        <w:rPr>
+          <w:b/>
+          <w:bCs/>
+        </w:rPr>
+        <w:t>el Reglamento General de Protección de Datos (RGPD)</w:t>
       </w:r>
       <w:r>
         <w:rPr>
@@ -5071,7 +5150,27 @@
         <w:ind w:left="720"/>
       </w:pPr>
       <w:r>
-        <w:t>Por ello, antes de realizar la captura se deberá comprobar y eliminar cualquier dato personal existente en el equipo. En caso de que se detecte información de carácter personal, se deberá actuar conforme a la normativa vigente, garantizando su eliminación o tratamiento adecuado antes de proceder a la generación de la imagen. De este modo se evita la distribución involuntaria de información personal a otros equipos del centro.</w:t>
+        <w:t xml:space="preserve">Por ello, antes de realizar la captura se deberá </w:t>
+      </w:r>
+      <w:r>
+        <w:rPr>
+          <w:b/>
+          <w:bCs/>
+        </w:rPr>
+        <w:t>comprobar y eliminar cualquier dato personal existente en el equipo.</w:t>
+      </w:r>
+      <w:r>
+        <w:t xml:space="preserve"> En caso de que se detecte información de carácter personal, </w:t>
+      </w:r>
+      <w:r>
+        <w:rPr>
+          <w:b/>
+          <w:bCs/>
+        </w:rPr>
+        <w:t>se deberá actuar conforme a la normativa vigente</w:t>
+      </w:r>
+      <w:r>
+        <w:t>, garantizando su eliminación o tratamiento adecuado antes de proceder a la generación de la imagen. De este modo se evita la distribución involuntaria de información personal a otros equipos del centro.</w:t>
       </w:r>
     </w:p>
     <w:p>
@@ -5244,7 +5343,7 @@
       </w:r>
       <w:proofErr w:type="spellEnd"/>
       <w:r>
-        <w:t>) tras el despliegue para la unión a dominio, activación de licencias o configuración de software básico.</w:t>
+        <w:t>) tras el despliegue, activación de licencias o configuración de software básico.</w:t>
       </w:r>
     </w:p>
     <w:p>
@@ -5277,10 +5376,30 @@
           <w:b/>
           <w:bCs/>
         </w:rPr>
-        <w:t>Inventario automatizado:</w:t>
-      </w:r>
-      <w:r>
-        <w:t xml:space="preserve"> Recopilación automática de información de los equipos clientes al realizar tareas de despliegue</w:t>
+        <w:t xml:space="preserve">Inventario </w:t>
+      </w:r>
+      <w:r>
+        <w:rPr>
+          <w:b/>
+          <w:bCs/>
+        </w:rPr>
+        <w:t>de hosts</w:t>
+      </w:r>
+      <w:r>
+        <w:rPr>
+          <w:b/>
+          <w:bCs/>
+        </w:rPr>
+        <w:t>:</w:t>
+      </w:r>
+      <w:r>
+        <w:t xml:space="preserve"> Recopilación automática de información de los equipos clientes </w:t>
+      </w:r>
+      <w:r>
+        <w:t>para la realización de tareas</w:t>
+      </w:r>
+      <w:r>
+        <w:t xml:space="preserve"> de despliegue</w:t>
       </w:r>
       <w:r>
         <w:t xml:space="preserve"> y captura (</w:t>
@@ -5351,13 +5470,65 @@
         <w:t>Servidor:</w:t>
       </w:r>
       <w:r>
-        <w:t xml:space="preserve"> Instancia con sistema operativo Linux (Ubuntu Server 22.04 LTS), con una base de datos </w:t>
+        <w:t xml:space="preserve"> Instancia con sistema operativo </w:t>
+      </w:r>
+      <w:r>
+        <w:rPr>
+          <w:b/>
+          <w:bCs/>
+        </w:rPr>
+        <w:t>Linux (Ubuntu Server 2</w:t>
+      </w:r>
+      <w:r>
+        <w:rPr>
+          <w:b/>
+          <w:bCs/>
+        </w:rPr>
+        <w:t>4</w:t>
+      </w:r>
+      <w:r>
+        <w:rPr>
+          <w:b/>
+          <w:bCs/>
+        </w:rPr>
+        <w:t>.04</w:t>
+      </w:r>
+      <w:r>
+        <w:rPr>
+          <w:b/>
+          <w:bCs/>
+        </w:rPr>
+        <w:t>.3</w:t>
+      </w:r>
+      <w:r>
+        <w:rPr>
+          <w:b/>
+          <w:bCs/>
+        </w:rPr>
+        <w:t xml:space="preserve"> LTS)</w:t>
+      </w:r>
+      <w:r>
+        <w:t xml:space="preserve">, con </w:t>
+      </w:r>
+      <w:r>
+        <w:rPr>
+          <w:b/>
+          <w:bCs/>
+        </w:rPr>
+        <w:t>una base de datos</w:t>
+      </w:r>
+      <w:r>
+        <w:t xml:space="preserve"> </w:t>
       </w:r>
       <w:r>
         <w:t xml:space="preserve">(FOG usa </w:t>
       </w:r>
       <w:proofErr w:type="spellStart"/>
       <w:r>
+        <w:rPr>
+          <w:b/>
+          <w:bCs/>
+        </w:rPr>
         <w:t>MariaDB</w:t>
       </w:r>
       <w:proofErr w:type="spellEnd"/>
@@ -5372,14 +5543,14 @@
         <w:t>)</w:t>
       </w:r>
       <w:r>
-        <w:t xml:space="preserve"> para la gestión de registros y servidor web </w:t>
-      </w:r>
-      <w:r>
-        <w:rPr>
-          <w:b/>
-          <w:bCs/>
-        </w:rPr>
-        <w:t>Apache</w:t>
+        <w:t xml:space="preserve"> para la gestión de registros y </w:t>
+      </w:r>
+      <w:r>
+        <w:rPr>
+          <w:b/>
+          <w:bCs/>
+        </w:rPr>
+        <w:t>servidor web Apache</w:t>
       </w:r>
       <w:r>
         <w:rPr>
@@ -5618,7 +5789,13 @@
         <w:t>Dependencia de red:</w:t>
       </w:r>
       <w:r>
-        <w:t xml:space="preserve"> La operatividad del sistema es directamente proporcional a la configuración de los equipos de red (switches). Si el </w:t>
+        <w:t xml:space="preserve"> La operatividad del sistema es directamente proporcional a la configuración de los equipos de red</w:t>
+      </w:r>
+      <w:r>
+        <w:t xml:space="preserve">. </w:t>
+      </w:r>
+      <w:r>
+        <w:t xml:space="preserve">Si el </w:t>
       </w:r>
       <w:r>
         <w:rPr>
@@ -5636,6 +5813,13 @@
         <w:t>Relay</w:t>
       </w:r>
       <w:proofErr w:type="spellEnd"/>
+      <w:r>
+        <w:rPr>
+          <w:i/>
+          <w:iCs/>
+        </w:rPr>
+        <w:t>/Server</w:t>
+      </w:r>
       <w:r>
         <w:t xml:space="preserve"> o el soporte </w:t>
       </w:r>
@@ -5667,15 +5851,13 @@
         <w:t>Escalabilidad:</w:t>
       </w:r>
       <w:r>
-        <w:t xml:space="preserve"> Aunque el sistema es escalable, los recursos de la máquina virtual (</w:t>
-      </w:r>
-      <w:proofErr w:type="spellStart"/>
-      <w:r>
-        <w:t>vCPU</w:t>
-      </w:r>
-      <w:proofErr w:type="spellEnd"/>
-      <w:r>
-        <w:t xml:space="preserve">/RAM) son finitos; ante un despliegue de gran escala, se requerirá un ajuste de recursos en </w:t>
+        <w:t xml:space="preserve"> </w:t>
+      </w:r>
+      <w:r>
+        <w:t>El</w:t>
+      </w:r>
+      <w:r>
+        <w:t xml:space="preserve"> sistema es escalable, ante un despliegue de gran escala, se requerirá un ajuste de recursos en </w:t>
       </w:r>
       <w:proofErr w:type="spellStart"/>
       <w:r>
@@ -5715,7 +5897,13 @@
     </w:p>
     <w:p>
       <w:r>
-        <w:t>Para asegurar el éxito del proyecto, clasificamos los requisitos según su criticidad:</w:t>
+        <w:t xml:space="preserve">Para asegurar el éxito del proyecto, clasificamos los requisitos según su </w:t>
+      </w:r>
+      <w:r>
+        <w:t>prioridad</w:t>
+      </w:r>
+      <w:r>
+        <w:t>:</w:t>
       </w:r>
     </w:p>
     <w:tbl>
@@ -5731,9 +5919,9 @@
         <w:tblLook w:val="04A0" w:firstRow="1" w:lastRow="0" w:firstColumn="1" w:lastColumn="0" w:noHBand="0" w:noVBand="1"/>
       </w:tblPr>
       <w:tblGrid>
-        <w:gridCol w:w="2448"/>
+        <w:gridCol w:w="2475"/>
         <w:gridCol w:w="1091"/>
-        <w:gridCol w:w="5805"/>
+        <w:gridCol w:w="5778"/>
       </w:tblGrid>
       <w:tr>
         <w:trPr>
@@ -5879,7 +6067,13 @@
               <w:t>fundamental</w:t>
             </w:r>
             <w:r>
-              <w:t>; no hay despliegue posible sin este requisito.</w:t>
+              <w:t>; no hay despliegue</w:t>
+            </w:r>
+            <w:r>
+              <w:t xml:space="preserve"> ni captura</w:t>
+            </w:r>
+            <w:r>
+              <w:t xml:space="preserve"> posible sin este requisito.</w:t>
             </w:r>
           </w:p>
         </w:tc>
@@ -6051,32 +6245,17 @@
               <w:t>fundamental</w:t>
             </w:r>
             <w:r>
-              <w:t xml:space="preserve"> para poder realizar las tareas en un entorno como el descrito anteriormente. Llevar a cabo los despliegues </w:t>
+              <w:t xml:space="preserve"> para poder realizar las tareas en un entorno como el descrito anteriormente. </w:t>
+            </w:r>
+            <w:r>
+              <w:t xml:space="preserve">Nos permitirá llevar a cabo el despliegue de múltiples equipos </w:t>
             </w:r>
             <w:r>
               <w:rPr>
                 <w:b/>
                 <w:bCs/>
               </w:rPr>
-              <w:t>equipo por equipo</w:t>
-            </w:r>
-            <w:r>
-              <w:t xml:space="preserve"> en los </w:t>
-            </w:r>
-            <w:proofErr w:type="spellStart"/>
-            <w:r>
-              <w:t>PCs</w:t>
-            </w:r>
-            <w:proofErr w:type="spellEnd"/>
-            <w:r>
-              <w:t xml:space="preserve"> del centro supondría un consumo de tiempo muy elevado y, además, iría en contra del propósito del propio proyecto, que está diseñado para </w:t>
-            </w:r>
-            <w:r>
-              <w:rPr>
-                <w:b/>
-                <w:bCs/>
-              </w:rPr>
-              <w:t>automatizar y ejecutar estas tareas de forma simultánea en varios equipos</w:t>
+              <w:t>sin saturar el ancho de banda del instituto</w:t>
             </w:r>
             <w:r>
               <w:t>.</w:t>
@@ -6394,10 +6573,21 @@
         <w:t>Ventajas:</w:t>
       </w:r>
       <w:r>
-        <w:t xml:space="preserve"> Integración nativa con Active </w:t>
+        <w:t xml:space="preserve"> Integración nativa con </w:t>
+      </w:r>
+      <w:r>
+        <w:rPr>
+          <w:b/>
+          <w:bCs/>
+        </w:rPr>
+        <w:t xml:space="preserve">Active </w:t>
       </w:r>
       <w:proofErr w:type="spellStart"/>
       <w:r>
+        <w:rPr>
+          <w:b/>
+          <w:bCs/>
+        </w:rPr>
         <w:t>Directory</w:t>
       </w:r>
       <w:proofErr w:type="spellEnd"/>
@@ -6405,10 +6595,21 @@
         <w:t xml:space="preserve"> y entorno Windows. </w:t>
       </w:r>
       <w:r>
-        <w:t>Usa ficheros .</w:t>
+        <w:t xml:space="preserve">Usa ficheros </w:t>
+      </w:r>
+      <w:r>
+        <w:rPr>
+          <w:b/>
+          <w:bCs/>
+        </w:rPr>
+        <w:t>.</w:t>
       </w:r>
       <w:proofErr w:type="spellStart"/>
       <w:r>
+        <w:rPr>
+          <w:b/>
+          <w:bCs/>
+        </w:rPr>
         <w:t>wim</w:t>
       </w:r>
       <w:proofErr w:type="spellEnd"/>
@@ -6443,7 +6644,14 @@
         <w:t xml:space="preserve"> y</w:t>
       </w:r>
       <w:r>
-        <w:t xml:space="preserve"> dependencia exclusiva del ecosistema Microsoft (dificulta la gestión de imágenes Linux</w:t>
+        <w:t xml:space="preserve"> dependencia exclusiva del ecosistema Microsoft (</w:t>
+      </w:r>
+      <w:r>
+        <w:rPr>
+          <w:b/>
+          <w:bCs/>
+        </w:rPr>
+        <w:t>dificulta la gestión de imágenes Linux</w:t>
       </w:r>
       <w:r>
         <w:rPr>
@@ -6509,6 +6717,8 @@
       <w:proofErr w:type="spellStart"/>
       <w:r>
         <w:rPr>
+          <w:b/>
+          <w:bCs/>
           <w:i/>
           <w:iCs/>
         </w:rPr>
@@ -6760,7 +6970,7 @@
         <w:t>Inconvenientes:</w:t>
       </w:r>
       <w:r>
-        <w:t xml:space="preserve"> No es una herramienta de clonación. Carece de base de datos de inventario y no permite la captura de imágenes personalizadas</w:t>
+        <w:t xml:space="preserve"> Carece de base de datos de inventario y no permite la captura de imágenes personalizadas</w:t>
       </w:r>
       <w:r>
         <w:t>.</w:t>
@@ -7156,7 +7366,13 @@
         <w:t xml:space="preserve"> (GPLv3)</w:t>
       </w:r>
       <w:r>
-        <w:t>, FOG permite prescindir de los costes de licenciamiento asociados a soluciones priva</w:t>
+        <w:t xml:space="preserve">, FOG permite prescindir de los costes de </w:t>
+      </w:r>
+      <w:r>
+        <w:t>licencias</w:t>
+      </w:r>
+      <w:r>
+        <w:t xml:space="preserve"> asociados a soluciones priva</w:t>
       </w:r>
       <w:r>
         <w:t>das</w:t>
@@ -7412,7 +7628,19 @@
         <w:t>Sistema Operativo</w:t>
       </w:r>
       <w:r>
-        <w:t>: Como sistema operativo base para el servidor, usaremos Ubuntu Server 22.04 LTS</w:t>
+        <w:t>: Como sistema operativo base para el servidor, usaremos Ubuntu Server 2</w:t>
+      </w:r>
+      <w:r>
+        <w:t>4</w:t>
+      </w:r>
+      <w:r>
+        <w:t>.04</w:t>
+      </w:r>
+      <w:r>
+        <w:t>.3</w:t>
+      </w:r>
+      <w:r>
+        <w:t xml:space="preserve"> LTS</w:t>
       </w:r>
       <w:r>
         <w:rPr>
@@ -7536,10 +7764,21 @@
         <w:t>Terminal/Acceso:</w:t>
       </w:r>
       <w:r>
-        <w:t xml:space="preserve">  Accederemos al servidor a través de SSH, haciendo uso de herramientas como VS </w:t>
+        <w:t xml:space="preserve">  Accederemos al servidor a través de SSH, haciendo uso de herramientas como </w:t>
+      </w:r>
+      <w:r>
+        <w:rPr>
+          <w:b/>
+          <w:bCs/>
+        </w:rPr>
+        <w:t xml:space="preserve">VS </w:t>
       </w:r>
       <w:proofErr w:type="spellStart"/>
       <w:r>
+        <w:rPr>
+          <w:b/>
+          <w:bCs/>
+        </w:rPr>
         <w:t>Codium</w:t>
       </w:r>
       <w:proofErr w:type="spellEnd"/>
@@ -7650,7 +7889,13 @@
         <w:t>Responsable de Seguridad:</w:t>
       </w:r>
       <w:r>
-        <w:t xml:space="preserve"> Definir los permisos del portal web simplificado y asegurar que las comunicaciones PXE sean lo más seguras posible dentro de la red local.</w:t>
+        <w:t xml:space="preserve"> </w:t>
+      </w:r>
+      <w:r>
+        <w:t>A</w:t>
+      </w:r>
+      <w:r>
+        <w:t>segurar que las comunicaciones PXE sean lo más seguras posible dentro de la red local.</w:t>
       </w:r>
     </w:p>
     <w:p>
@@ -8244,7 +8489,16 @@
         <w:t>Un informe de validación</w:t>
       </w:r>
       <w:r>
-        <w:t>: Registro de resultados de las pruebas funcionales, de rendimiento y validación con personal técnico (profesores del centro).</w:t>
+        <w:t>: Registro de resultados de las pruebas funcionales</w:t>
+      </w:r>
+      <w:r>
+        <w:t xml:space="preserve"> y </w:t>
+      </w:r>
+      <w:r>
+        <w:t>de rendimiento</w:t>
+      </w:r>
+      <w:r>
+        <w:t>.</w:t>
       </w:r>
     </w:p>
     <w:p>
@@ -8647,7 +8901,7 @@
           </w:tcPr>
           <w:p>
             <w:r>
-              <w:t>mar 11/11/25</w:t>
+              <w:t>11/11/25</w:t>
             </w:r>
           </w:p>
         </w:tc>
@@ -8665,11 +8919,6 @@
             <w:hideMark/>
           </w:tcPr>
           <w:p>
-            <w:proofErr w:type="spellStart"/>
-            <w:r>
-              <w:t>mié</w:t>
-            </w:r>
-            <w:proofErr w:type="spellEnd"/>
             <w:r>
               <w:t xml:space="preserve"> 18/02/26</w:t>
             </w:r>
@@ -8743,7 +8992,7 @@
           </w:tcPr>
           <w:p>
             <w:r>
-              <w:t>lun 19/01/26</w:t>
+              <w:t>19/01/26</w:t>
             </w:r>
           </w:p>
         </w:tc>
@@ -8762,7 +9011,7 @@
           </w:tcPr>
           <w:p>
             <w:r>
-              <w:t>dom 01/03/26</w:t>
+              <w:t>01/03/26</w:t>
             </w:r>
           </w:p>
         </w:tc>
@@ -8834,7 +9083,7 @@
           </w:tcPr>
           <w:p>
             <w:r>
-              <w:t>lun 16/02/26</w:t>
+              <w:t>16/02/26</w:t>
             </w:r>
           </w:p>
         </w:tc>
@@ -8853,7 +9102,7 @@
           </w:tcPr>
           <w:p>
             <w:r>
-              <w:t>vie 20/03/26</w:t>
+              <w:t>20/03/26</w:t>
             </w:r>
           </w:p>
         </w:tc>
@@ -8924,13 +9173,8 @@
             <w:hideMark/>
           </w:tcPr>
           <w:p>
-            <w:proofErr w:type="spellStart"/>
-            <w:r>
-              <w:t>mié</w:t>
-            </w:r>
-            <w:proofErr w:type="spellEnd"/>
-            <w:r>
-              <w:t xml:space="preserve"> 11/03/26</w:t>
+            <w:r>
+              <w:t>11/03/26</w:t>
             </w:r>
           </w:p>
         </w:tc>
@@ -8949,7 +9193,7 @@
           </w:tcPr>
           <w:p>
             <w:r>
-              <w:t>jue 30/04/26</w:t>
+              <w:t>30/04/26</w:t>
             </w:r>
           </w:p>
         </w:tc>
@@ -9021,7 +9265,7 @@
           </w:tcPr>
           <w:p>
             <w:r>
-              <w:t>mar 11/11/25</w:t>
+              <w:t>11/11/25</w:t>
             </w:r>
           </w:p>
         </w:tc>
@@ -9040,7 +9284,7 @@
           </w:tcPr>
           <w:p>
             <w:r>
-              <w:t>dom 03/05/26</w:t>
+              <w:t>03/05/26</w:t>
             </w:r>
           </w:p>
         </w:tc>
@@ -9112,7 +9356,7 @@
           </w:tcPr>
           <w:p>
             <w:r>
-              <w:t>dom 10/05/26</w:t>
+              <w:t>10/05/26</w:t>
             </w:r>
           </w:p>
         </w:tc>
@@ -9131,7 +9375,10 @@
           </w:tcPr>
           <w:p>
             <w:r>
-              <w:t>dom 14/06/26</w:t>
+              <w:t>08</w:t>
+            </w:r>
+            <w:r>
+              <w:t>/06/26</w:t>
             </w:r>
           </w:p>
         </w:tc>
@@ -9185,11 +9432,17 @@
           <w:ilvl w:val="0"/>
           <w:numId w:val="26"/>
         </w:numPr>
-      </w:pPr>
-      <w:r>
-        <w:rPr>
-          <w:b/>
-          <w:bCs/>
+        <w:rPr>
+          <w:b/>
+          <w:bCs/>
+          <w:color w:val="EE0000"/>
+        </w:rPr>
+      </w:pPr>
+      <w:r>
+        <w:rPr>
+          <w:b/>
+          <w:bCs/>
+          <w:color w:val="EE0000"/>
         </w:rPr>
         <w:t>R0</w:t>
       </w:r>
@@ -9197,6 +9450,7 @@
         <w:rPr>
           <w:b/>
           <w:bCs/>
+          <w:color w:val="EE0000"/>
         </w:rPr>
         <w:t>1</w:t>
       </w:r>
@@ -9204,6 +9458,7 @@
         <w:rPr>
           <w:b/>
           <w:bCs/>
+          <w:color w:val="EE0000"/>
         </w:rPr>
         <w:t xml:space="preserve">. </w:t>
       </w:r>
@@ -9211,6 +9466,7 @@
         <w:rPr>
           <w:b/>
           <w:bCs/>
+          <w:color w:val="EE0000"/>
         </w:rPr>
         <w:t>Incompatibilidad</w:t>
       </w:r>
@@ -9218,6 +9474,7 @@
         <w:rPr>
           <w:b/>
           <w:bCs/>
+          <w:color w:val="EE0000"/>
         </w:rPr>
         <w:t xml:space="preserve"> de hardware</w:t>
       </w:r>
@@ -9225,56 +9482,124 @@
         <w:rPr>
           <w:b/>
           <w:bCs/>
-        </w:rPr>
-        <w:t>:</w:t>
-      </w:r>
-      <w:r>
+          <w:color w:val="EE0000"/>
+        </w:rPr>
+        <w:t xml:space="preserve">: </w:t>
+      </w:r>
+      <w:r>
+        <w:rPr>
+          <w:b/>
+          <w:bCs/>
+          <w:color w:val="EE0000"/>
+        </w:rPr>
+        <w:t>Puede haber e</w:t>
+      </w:r>
+      <w:r>
+        <w:rPr>
+          <w:b/>
+          <w:bCs/>
+          <w:color w:val="EE0000"/>
+        </w:rPr>
+        <w:t xml:space="preserve">quipos </w:t>
+      </w:r>
+      <w:r>
+        <w:rPr>
+          <w:b/>
+          <w:bCs/>
+          <w:color w:val="EE0000"/>
+        </w:rPr>
+        <w:t xml:space="preserve">(ya sea de </w:t>
+      </w:r>
+      <w:r>
+        <w:rPr>
+          <w:b/>
+          <w:bCs/>
+          <w:color w:val="EE0000"/>
+        </w:rPr>
+        <w:t xml:space="preserve">nueva </w:t>
+      </w:r>
+      <w:r>
+        <w:rPr>
+          <w:b/>
+          <w:bCs/>
+          <w:color w:val="EE0000"/>
+        </w:rPr>
+        <w:t>generación</w:t>
+      </w:r>
+      <w:r>
+        <w:rPr>
+          <w:b/>
+          <w:bCs/>
+          <w:color w:val="EE0000"/>
+        </w:rPr>
+        <w:t xml:space="preserve"> o muy antiguos</w:t>
+      </w:r>
+      <w:r>
+        <w:rPr>
+          <w:b/>
+          <w:bCs/>
+          <w:color w:val="EE0000"/>
+        </w:rPr>
+        <w:t>)</w:t>
+      </w:r>
+      <w:r>
+        <w:rPr>
+          <w:b/>
+          <w:bCs/>
+          <w:color w:val="EE0000"/>
+        </w:rPr>
         <w:t xml:space="preserve"> </w:t>
       </w:r>
       <w:r>
-        <w:t>Puede haber e</w:t>
-      </w:r>
-      <w:r>
-        <w:t xml:space="preserve">quipos </w:t>
-      </w:r>
-      <w:r>
-        <w:t xml:space="preserve">(ya sea de </w:t>
-      </w:r>
-      <w:r>
-        <w:t xml:space="preserve">nueva </w:t>
-      </w:r>
-      <w:r>
-        <w:t>generación</w:t>
-      </w:r>
-      <w:r>
-        <w:t xml:space="preserve"> o muy antiguos</w:t>
-      </w:r>
-      <w:r>
-        <w:t>)</w:t>
-      </w:r>
-      <w:r>
+        <w:rPr>
+          <w:b/>
+          <w:bCs/>
+          <w:color w:val="EE0000"/>
+        </w:rPr>
+        <w:t xml:space="preserve">que </w:t>
+      </w:r>
+      <w:r>
+        <w:rPr>
+          <w:b/>
+          <w:bCs/>
+          <w:color w:val="EE0000"/>
+        </w:rPr>
+        <w:t xml:space="preserve">pueden presentar problemas con los drivers del </w:t>
+      </w:r>
+      <w:proofErr w:type="spellStart"/>
+      <w:r>
+        <w:rPr>
+          <w:b/>
+          <w:bCs/>
+          <w:color w:val="EE0000"/>
+        </w:rPr>
+        <w:t>kernel</w:t>
+      </w:r>
+      <w:proofErr w:type="spellEnd"/>
+      <w:r>
+        <w:rPr>
+          <w:b/>
+          <w:bCs/>
+          <w:color w:val="EE0000"/>
+        </w:rPr>
         <w:t xml:space="preserve"> </w:t>
       </w:r>
-      <w:r>
-        <w:t xml:space="preserve">que </w:t>
-      </w:r>
-      <w:r>
-        <w:t xml:space="preserve">pueden presentar problemas con los drivers del </w:t>
-      </w:r>
       <w:proofErr w:type="spellStart"/>
       <w:r>
-        <w:t>kernel</w:t>
+        <w:rPr>
+          <w:b/>
+          <w:bCs/>
+          <w:color w:val="EE0000"/>
+        </w:rPr>
+        <w:t>iPXE</w:t>
       </w:r>
       <w:proofErr w:type="spellEnd"/>
       <w:r>
-        <w:t xml:space="preserve"> </w:t>
-      </w:r>
-      <w:proofErr w:type="spellStart"/>
-      <w:r>
-        <w:t>iPXE</w:t>
-      </w:r>
-      <w:proofErr w:type="spellEnd"/>
-      <w:r>
+        <w:rPr>
+          <w:b/>
+          <w:bCs/>
+          <w:color w:val="EE0000"/>
+        </w:rPr>
         <w:t xml:space="preserve"> que utiliza FOG.</w:t>
       </w:r>
     </w:p>
@@ -10138,11 +10463,15 @@
     <w:p>
       <w:pPr>
         <w:pStyle w:val="Ttulo2"/>
+        <w:numPr>
+          <w:ilvl w:val="1"/>
+          <w:numId w:val="18"/>
+        </w:numPr>
       </w:pPr>
       <w:bookmarkStart w:id="29" w:name="_Toc224471059"/>
       <w:r>
         <w:lastRenderedPageBreak/>
-        <w:t>2.6 Presupuesto</w:t>
+        <w:t xml:space="preserve"> Presupuesto</w:t>
       </w:r>
       <w:bookmarkEnd w:id="29"/>
     </w:p>
@@ -11039,7 +11368,35 @@
           <w:b/>
           <w:bCs/>
         </w:rPr>
-        <w:t>Ubuntu Server 22.04 LTS</w:t>
+        <w:t>Ubuntu Server 2</w:t>
+      </w:r>
+      <w:r>
+        <w:rPr>
+          <w:b/>
+          <w:bCs/>
+        </w:rPr>
+        <w:t>4</w:t>
+      </w:r>
+      <w:r>
+        <w:rPr>
+          <w:b/>
+          <w:bCs/>
+        </w:rPr>
+        <w:t>.04</w:t>
+      </w:r>
+      <w:r>
+        <w:rPr>
+          <w:b/>
+          <w:bCs/>
+        </w:rPr>
+        <w:t>.3</w:t>
+      </w:r>
+      <w:r>
+        <w:rPr>
+          <w:b/>
+          <w:bCs/>
+        </w:rPr>
+        <w:t xml:space="preserve"> LTS</w:t>
       </w:r>
       <w:r>
         <w:t>.</w:t>
@@ -12101,7 +12458,19 @@
           <w:rPr>
             <w:rStyle w:val="Hipervnculo"/>
           </w:rPr>
-          <w:t>https://learn.microsoft.com/es-es/windows/win32/wds/windows-deployment-services-portal</w:t>
+          <w:t>https://learn.microsoft.com/es-es/windows/win32/wds/windo</w:t>
+        </w:r>
+        <w:r>
+          <w:rPr>
+            <w:rStyle w:val="Hipervnculo"/>
+          </w:rPr>
+          <w:t>w</w:t>
+        </w:r>
+        <w:r>
+          <w:rPr>
+            <w:rStyle w:val="Hipervnculo"/>
+          </w:rPr>
+          <w:t>s-deployment-services-portal</w:t>
         </w:r>
       </w:hyperlink>
       <w:r>
@@ -12530,7 +12899,19 @@
           <w:rPr>
             <w:rStyle w:val="Hipervnculo"/>
           </w:rPr>
-          <w:t>https://wiki.fogproject.org/wiki/index.php?title=USB_Bootable_Media</w:t>
+          <w:t>https://wiki.fogproject.org/wiki/index.php?title=U</w:t>
+        </w:r>
+        <w:r>
+          <w:rPr>
+            <w:rStyle w:val="Hipervnculo"/>
+          </w:rPr>
+          <w:t>S</w:t>
+        </w:r>
+        <w:r>
+          <w:rPr>
+            <w:rStyle w:val="Hipervnculo"/>
+          </w:rPr>
+          <w:t>B_Bootable_Media</w:t>
         </w:r>
       </w:hyperlink>
       <w:r>
@@ -19556,6 +19937,18 @@
       <w:bCs/>
     </w:rPr>
   </w:style>
+  <w:style w:type="character" w:styleId="Hipervnculovisitado">
+    <w:name w:val="FollowedHyperlink"/>
+    <w:basedOn w:val="Fuentedeprrafopredeter"/>
+    <w:uiPriority w:val="99"/>
+    <w:semiHidden/>
+    <w:unhideWhenUsed/>
+    <w:rsid w:val="00AF59DB"/>
+    <w:rPr>
+      <w:color w:val="96607D" w:themeColor="followedHyperlink"/>
+      <w:u w:val="single"/>
+    </w:rPr>
+  </w:style>
 </w:styles>
 </file>
 
